--- a/Sinais de alerta para deepfakes.docx
+++ b/Sinais de alerta para deepfakes.docx
@@ -989,13 +989,7 @@
               <w:rPr>
                 <w:rFonts w:ascii="Times New Roman" w:hAnsi="Times New Roman" w:cs="Times New Roman"/>
               </w:rPr>
-              <w:t>feitas por humanos</w:t>
-            </w:r>
-            <w:r>
-              <w:rPr>
-                <w:rFonts w:ascii="Times New Roman" w:hAnsi="Times New Roman" w:cs="Times New Roman"/>
-              </w:rPr>
-              <w:t>.</w:t>
+              <w:t>feitas por humanos.</w:t>
             </w:r>
             <w:r>
               <w:rPr>
@@ -1154,9 +1148,14 @@
           </w:p>
           <w:p>
             <w:pPr>
-              <w:ind w:left="0" w:firstLine="0"/>
-              <w:rPr>
-                <w:rFonts w:ascii="Times New Roman" w:hAnsi="Times New Roman" w:cs="Times New Roman"/>
+              <w:autoSpaceDE w:val="0"/>
+              <w:autoSpaceDN w:val="0"/>
+              <w:adjustRightInd w:val="0"/>
+              <w:ind w:left="0" w:firstLine="0"/>
+              <w:rPr>
+                <w:rFonts w:ascii="Times New Roman" w:hAnsi="Times New Roman" w:cs="Times New Roman"/>
+                <w:color w:val="000000" w:themeColor="text1"/>
+                <w:lang w:val="pt"/>
               </w:rPr>
             </w:pPr>
             <w:r>
@@ -1196,9 +1195,182 @@
                 <w:rFonts w:ascii="Times New Roman" w:hAnsi="Times New Roman" w:cs="Times New Roman"/>
               </w:rPr>
               <w:t>Rio de Janeiro,8jul.2024.Disponível em:</w:t>
+            </w:r>
+            <w:hyperlink r:id="rId6" w:history="1">
+              <w:r>
+                <w:rPr>
+                  <w:rFonts w:ascii="Times New Roman" w:hAnsi="Times New Roman" w:cs="Times New Roman"/>
+                  <w:color w:val="0070C0"/>
+                  <w:lang w:val="pt"/>
+                </w:rPr>
+                <w:t>https://agenciabrasil.ebc.com.br/radioagencia-nacional/pesquisa-e-inovacao/audio/2024-07/pesquisa-na-uff-desenvolve-ia-capaz-de-detectar-noticias-falsas</w:t>
+              </w:r>
+            </w:hyperlink>
+            <w:r>
+              <w:rPr>
+                <w:rFonts w:ascii="Times New Roman" w:hAnsi="Times New Roman" w:cs="Times New Roman"/>
+                <w:color w:val="000000" w:themeColor="text1"/>
+                <w:lang w:val="pt"/>
+              </w:rPr>
+              <w:t>. Acesso em:19 jul.2024.</w:t>
+            </w:r>
+          </w:p>
+          <w:p>
+            <w:pPr>
+              <w:autoSpaceDE w:val="0"/>
+              <w:autoSpaceDN w:val="0"/>
+              <w:adjustRightInd w:val="0"/>
+              <w:ind w:left="0" w:firstLine="0"/>
+              <w:rPr>
+                <w:rFonts w:ascii="Times New Roman" w:hAnsi="Times New Roman" w:cs="Times New Roman"/>
+                <w:color w:val="000000" w:themeColor="text1"/>
+                <w:lang w:val="pt"/>
+              </w:rPr>
+            </w:pPr>
+          </w:p>
+          <w:p>
+            <w:pPr>
+              <w:pStyle w:val="PargrafodaLista"/>
+              <w:numPr>
+                <w:ilvl w:val="0"/>
+                <w:numId w:val="4"/>
+              </w:numPr>
+              <w:autoSpaceDE w:val="0"/>
+              <w:autoSpaceDN w:val="0"/>
+              <w:adjustRightInd w:val="0"/>
+              <w:rPr>
+                <w:rFonts w:ascii="Times New Roman" w:hAnsi="Times New Roman" w:cs="Times New Roman"/>
+                <w:b/>
+                <w:color w:val="000000" w:themeColor="text1"/>
+                <w:lang w:val="pt"/>
+              </w:rPr>
+            </w:pPr>
+            <w:r>
+              <w:rPr>
+                <w:rFonts w:ascii="Times New Roman" w:hAnsi="Times New Roman" w:cs="Times New Roman"/>
+                <w:color w:val="000000" w:themeColor="text1"/>
+                <w:lang w:val="pt"/>
+              </w:rPr>
+              <w:t>Qual é o impacto das Ias na geração de conteúdos falsos?</w:t>
+            </w:r>
+          </w:p>
+          <w:p>
+            <w:pPr>
+              <w:pStyle w:val="PargrafodaLista"/>
+              <w:numPr>
+                <w:ilvl w:val="0"/>
+                <w:numId w:val="4"/>
+              </w:numPr>
+              <w:autoSpaceDE w:val="0"/>
+              <w:autoSpaceDN w:val="0"/>
+              <w:adjustRightInd w:val="0"/>
+              <w:rPr>
+                <w:rFonts w:ascii="Times New Roman" w:hAnsi="Times New Roman" w:cs="Times New Roman"/>
+                <w:b/>
+                <w:color w:val="000000" w:themeColor="text1"/>
+                <w:lang w:val="pt"/>
+              </w:rPr>
+            </w:pPr>
+            <w:r>
+              <w:rPr>
+                <w:rFonts w:ascii="Times New Roman" w:hAnsi="Times New Roman" w:cs="Times New Roman"/>
+                <w:color w:val="000000" w:themeColor="text1"/>
+                <w:lang w:val="pt"/>
+              </w:rPr>
+              <w:t>Como as Ias podem ser usadas no combate aos conteúdos falsos?</w:t>
+            </w:r>
+          </w:p>
+          <w:p>
+            <w:pPr>
+              <w:pStyle w:val="PargrafodaLista"/>
+              <w:numPr>
+                <w:ilvl w:val="0"/>
+                <w:numId w:val="4"/>
+              </w:numPr>
+              <w:autoSpaceDE w:val="0"/>
+              <w:autoSpaceDN w:val="0"/>
+              <w:adjustRightInd w:val="0"/>
+              <w:rPr>
+                <w:rFonts w:ascii="Times New Roman" w:hAnsi="Times New Roman" w:cs="Times New Roman"/>
+                <w:b/>
+                <w:color w:val="000000" w:themeColor="text1"/>
+                <w:lang w:val="pt"/>
+              </w:rPr>
+            </w:pPr>
+            <w:r>
+              <w:rPr>
+                <w:rFonts w:ascii="Times New Roman" w:hAnsi="Times New Roman" w:cs="Times New Roman"/>
+                <w:color w:val="000000" w:themeColor="text1"/>
+                <w:lang w:val="pt"/>
+              </w:rPr>
+              <w:t>Você considera que,em relação aos conteúdos falsos, o impacto das Ias é mais positivo ou negativo? Por quê</w:t>
+            </w:r>
+          </w:p>
+          <w:p>
+            <w:pPr>
+              <w:pStyle w:val="PargrafodaLista"/>
+              <w:numPr>
+                <w:ilvl w:val="0"/>
+                <w:numId w:val="4"/>
+              </w:numPr>
+              <w:autoSpaceDE w:val="0"/>
+              <w:autoSpaceDN w:val="0"/>
+              <w:adjustRightInd w:val="0"/>
+              <w:rPr>
+                <w:rFonts w:ascii="Times New Roman" w:hAnsi="Times New Roman" w:cs="Times New Roman"/>
+                <w:b/>
+                <w:color w:val="000000" w:themeColor="text1"/>
+                <w:lang w:val="pt"/>
+              </w:rPr>
+            </w:pPr>
+            <w:r>
+              <w:rPr>
+                <w:rFonts w:ascii="Times New Roman" w:hAnsi="Times New Roman" w:cs="Times New Roman"/>
+                <w:color w:val="000000" w:themeColor="text1"/>
+                <w:lang w:val="pt"/>
+              </w:rPr>
+              <w:t xml:space="preserve">Pesquise ferramentas digitais de chegagem de conteúdo baseada em IA disponíveis </w:t>
+            </w:r>
+            <w:r>
+              <w:rPr>
+                <w:rFonts w:ascii="Times New Roman" w:hAnsi="Times New Roman" w:cs="Times New Roman"/>
+                <w:i/>
+                <w:color w:val="000000" w:themeColor="text1"/>
+                <w:lang w:val="pt"/>
+              </w:rPr>
+              <w:t>on-line</w:t>
+            </w:r>
+            <w:r>
+              <w:rPr>
+                <w:rFonts w:ascii="Times New Roman" w:hAnsi="Times New Roman" w:cs="Times New Roman"/>
+                <w:color w:val="000000" w:themeColor="text1"/>
+                <w:lang w:val="pt"/>
+              </w:rPr>
+              <w:t>.Em seguida,selecione algumas para testá-las. Compare os resultados e as funcionalidades de cada uma. Utilize um objeto digital para compartilhar sua experiência com a turma.</w:t>
             </w:r>
             <w:bookmarkStart w:id="0" w:name="_GoBack"/>
             <w:bookmarkEnd w:id="0"/>
+          </w:p>
+          <w:p>
+            <w:pPr>
+              <w:autoSpaceDE w:val="0"/>
+              <w:autoSpaceDN w:val="0"/>
+              <w:adjustRightInd w:val="0"/>
+              <w:ind w:left="0" w:firstLine="0"/>
+              <w:rPr>
+                <w:rFonts w:ascii="Times New Roman" w:hAnsi="Times New Roman" w:cs="Times New Roman"/>
+                <w:color w:val="000000" w:themeColor="text1"/>
+                <w:lang w:val="pt"/>
+              </w:rPr>
+            </w:pPr>
+          </w:p>
+          <w:p>
+            <w:pPr>
+              <w:ind w:left="0" w:firstLine="0"/>
+              <w:rPr>
+                <w:rFonts w:ascii="Times New Roman" w:hAnsi="Times New Roman" w:cs="Times New Roman"/>
+              </w:rPr>
+            </w:pPr>
           </w:p>
           <w:p>
             <w:pPr>
@@ -1502,6 +1674,178 @@
     </w:lvl>
   </w:abstractNum>
   <w:abstractNum w:abstractNumId="1" w15:restartNumberingAfterBreak="0">
+    <w:nsid w:val="39007879"/>
+    <w:multiLevelType w:val="hybridMultilevel"/>
+    <w:tmpl w:val="F54E7C9E"/>
+    <w:lvl w:ilvl="0" w:tplc="0416000F">
+      <w:start w:val="1"/>
+      <w:numFmt w:val="decimal"/>
+      <w:lvlText w:val="%1."/>
+      <w:lvlJc w:val="left"/>
+      <w:pPr>
+        <w:ind w:left="720" w:hanging="360"/>
+      </w:pPr>
+    </w:lvl>
+    <w:lvl w:ilvl="1" w:tplc="04160019" w:tentative="1">
+      <w:start w:val="1"/>
+      <w:numFmt w:val="lowerLetter"/>
+      <w:lvlText w:val="%2."/>
+      <w:lvlJc w:val="left"/>
+      <w:pPr>
+        <w:ind w:left="1440" w:hanging="360"/>
+      </w:pPr>
+    </w:lvl>
+    <w:lvl w:ilvl="2" w:tplc="0416001B" w:tentative="1">
+      <w:start w:val="1"/>
+      <w:numFmt w:val="lowerRoman"/>
+      <w:lvlText w:val="%3."/>
+      <w:lvlJc w:val="right"/>
+      <w:pPr>
+        <w:ind w:left="2160" w:hanging="180"/>
+      </w:pPr>
+    </w:lvl>
+    <w:lvl w:ilvl="3" w:tplc="0416000F" w:tentative="1">
+      <w:start w:val="1"/>
+      <w:numFmt w:val="decimal"/>
+      <w:lvlText w:val="%4."/>
+      <w:lvlJc w:val="left"/>
+      <w:pPr>
+        <w:ind w:left="2880" w:hanging="360"/>
+      </w:pPr>
+    </w:lvl>
+    <w:lvl w:ilvl="4" w:tplc="04160019" w:tentative="1">
+      <w:start w:val="1"/>
+      <w:numFmt w:val="lowerLetter"/>
+      <w:lvlText w:val="%5."/>
+      <w:lvlJc w:val="left"/>
+      <w:pPr>
+        <w:ind w:left="3600" w:hanging="360"/>
+      </w:pPr>
+    </w:lvl>
+    <w:lvl w:ilvl="5" w:tplc="0416001B" w:tentative="1">
+      <w:start w:val="1"/>
+      <w:numFmt w:val="lowerRoman"/>
+      <w:lvlText w:val="%6."/>
+      <w:lvlJc w:val="right"/>
+      <w:pPr>
+        <w:ind w:left="4320" w:hanging="180"/>
+      </w:pPr>
+    </w:lvl>
+    <w:lvl w:ilvl="6" w:tplc="0416000F" w:tentative="1">
+      <w:start w:val="1"/>
+      <w:numFmt w:val="decimal"/>
+      <w:lvlText w:val="%7."/>
+      <w:lvlJc w:val="left"/>
+      <w:pPr>
+        <w:ind w:left="5040" w:hanging="360"/>
+      </w:pPr>
+    </w:lvl>
+    <w:lvl w:ilvl="7" w:tplc="04160019" w:tentative="1">
+      <w:start w:val="1"/>
+      <w:numFmt w:val="lowerLetter"/>
+      <w:lvlText w:val="%8."/>
+      <w:lvlJc w:val="left"/>
+      <w:pPr>
+        <w:ind w:left="5760" w:hanging="360"/>
+      </w:pPr>
+    </w:lvl>
+    <w:lvl w:ilvl="8" w:tplc="0416001B" w:tentative="1">
+      <w:start w:val="1"/>
+      <w:numFmt w:val="lowerRoman"/>
+      <w:lvlText w:val="%9."/>
+      <w:lvlJc w:val="right"/>
+      <w:pPr>
+        <w:ind w:left="6480" w:hanging="180"/>
+      </w:pPr>
+    </w:lvl>
+  </w:abstractNum>
+  <w:abstractNum w:abstractNumId="2" w15:restartNumberingAfterBreak="0">
+    <w:nsid w:val="60D05934"/>
+    <w:multiLevelType w:val="hybridMultilevel"/>
+    <w:tmpl w:val="BE7E602A"/>
+    <w:lvl w:ilvl="0" w:tplc="0416000F">
+      <w:start w:val="1"/>
+      <w:numFmt w:val="decimal"/>
+      <w:lvlText w:val="%1."/>
+      <w:lvlJc w:val="left"/>
+      <w:pPr>
+        <w:ind w:left="720" w:hanging="360"/>
+      </w:pPr>
+    </w:lvl>
+    <w:lvl w:ilvl="1" w:tplc="04160019" w:tentative="1">
+      <w:start w:val="1"/>
+      <w:numFmt w:val="lowerLetter"/>
+      <w:lvlText w:val="%2."/>
+      <w:lvlJc w:val="left"/>
+      <w:pPr>
+        <w:ind w:left="1440" w:hanging="360"/>
+      </w:pPr>
+    </w:lvl>
+    <w:lvl w:ilvl="2" w:tplc="0416001B" w:tentative="1">
+      <w:start w:val="1"/>
+      <w:numFmt w:val="lowerRoman"/>
+      <w:lvlText w:val="%3."/>
+      <w:lvlJc w:val="right"/>
+      <w:pPr>
+        <w:ind w:left="2160" w:hanging="180"/>
+      </w:pPr>
+    </w:lvl>
+    <w:lvl w:ilvl="3" w:tplc="0416000F" w:tentative="1">
+      <w:start w:val="1"/>
+      <w:numFmt w:val="decimal"/>
+      <w:lvlText w:val="%4."/>
+      <w:lvlJc w:val="left"/>
+      <w:pPr>
+        <w:ind w:left="2880" w:hanging="360"/>
+      </w:pPr>
+    </w:lvl>
+    <w:lvl w:ilvl="4" w:tplc="04160019" w:tentative="1">
+      <w:start w:val="1"/>
+      <w:numFmt w:val="lowerLetter"/>
+      <w:lvlText w:val="%5."/>
+      <w:lvlJc w:val="left"/>
+      <w:pPr>
+        <w:ind w:left="3600" w:hanging="360"/>
+      </w:pPr>
+    </w:lvl>
+    <w:lvl w:ilvl="5" w:tplc="0416001B" w:tentative="1">
+      <w:start w:val="1"/>
+      <w:numFmt w:val="lowerRoman"/>
+      <w:lvlText w:val="%6."/>
+      <w:lvlJc w:val="right"/>
+      <w:pPr>
+        <w:ind w:left="4320" w:hanging="180"/>
+      </w:pPr>
+    </w:lvl>
+    <w:lvl w:ilvl="6" w:tplc="0416000F" w:tentative="1">
+      <w:start w:val="1"/>
+      <w:numFmt w:val="decimal"/>
+      <w:lvlText w:val="%7."/>
+      <w:lvlJc w:val="left"/>
+      <w:pPr>
+        <w:ind w:left="5040" w:hanging="360"/>
+      </w:pPr>
+    </w:lvl>
+    <w:lvl w:ilvl="7" w:tplc="04160019" w:tentative="1">
+      <w:start w:val="1"/>
+      <w:numFmt w:val="lowerLetter"/>
+      <w:lvlText w:val="%8."/>
+      <w:lvlJc w:val="left"/>
+      <w:pPr>
+        <w:ind w:left="5760" w:hanging="360"/>
+      </w:pPr>
+    </w:lvl>
+    <w:lvl w:ilvl="8" w:tplc="0416001B" w:tentative="1">
+      <w:start w:val="1"/>
+      <w:numFmt w:val="lowerRoman"/>
+      <w:lvlText w:val="%9."/>
+      <w:lvlJc w:val="right"/>
+      <w:pPr>
+        <w:ind w:left="6480" w:hanging="180"/>
+      </w:pPr>
+    </w:lvl>
+  </w:abstractNum>
+  <w:abstractNum w:abstractNumId="3" w15:restartNumberingAfterBreak="0">
     <w:nsid w:val="7B595818"/>
     <w:multiLevelType w:val="hybridMultilevel"/>
     <w:tmpl w:val="AD7043FA"/>
@@ -1618,7 +1962,13 @@
     <w:abstractNumId w:val="0"/>
   </w:num>
   <w:num w:numId="2">
+    <w:abstractNumId w:val="3"/>
+  </w:num>
+  <w:num w:numId="3">
     <w:abstractNumId w:val="1"/>
+  </w:num>
+  <w:num w:numId="4">
+    <w:abstractNumId w:val="2"/>
   </w:num>
 </w:numbering>
 </file>
